--- a/klagomålsmail/Norrbytorps naturreservat söder FSC-klagomål mail.docx
+++ b/klagomålsmail/Norrbytorps naturreservat söder FSC-klagomål mail.docx
@@ -11,7 +11,7 @@
     </w:p>
     <w:p>
       <w:r>
-        <w:t>Vi vill informera om att det i och inom 23 meter från avverkningsanmälan Norrbytorps naturreservat söder i Haninge kommun har hittats 47 naturvårdsarter varav 28 är rödlistade.</w:t>
+        <w:t>Vi vill informera om att det i och inom 23 meter från avverkningsanmälan Norrbytorps naturreservat söder i Haninge kommun har hittats 48 naturvårdsarter varav 28 är rödlistade.</w:t>
       </w:r>
     </w:p>
     <w:p>

--- a/klagomålsmail/Norrbytorps naturreservat söder FSC-klagomål mail.docx
+++ b/klagomålsmail/Norrbytorps naturreservat söder FSC-klagomål mail.docx
@@ -11,7 +11,7 @@
     </w:p>
     <w:p>
       <w:r>
-        <w:t>Vi vill informera om att det i och inom 23 meter från avverkningsanmälan Norrbytorps naturreservat söder i Haninge kommun har hittats 48 naturvårdsarter varav 28 är rödlistade.</w:t>
+        <w:t>Vi vill informera om att det i och inom 23 meter från avverkningsanmälan Norrbytorps naturreservat söder i Haninge kommun har hittats 47 naturvårdsarter varav 28 är rödlistade.</w:t>
       </w:r>
     </w:p>
     <w:p>
